--- a/packages/access/src/ownable/specs/ownable_non_panics.docx
+++ b/packages/access/src/ownable/specs/ownable_non_panics.docx
@@ -456,7 +456,7 @@
                 <w:i/>
                 <w:sz w:val="16"/>
               </w:rPr>
-              <w:t>requires storage setup owner exists owner auth if there is a pending owner they are the same live until ledger is appropriate</w:t>
+              <w:t>if: storage is setup, owner exists, owner auth, pending owner is some, pending owner auth, live until ledger is appropriate then transfer_ownership does not panic</w:t>
             </w:r>
           </w:p>
         </w:tc>
@@ -478,7 +478,19 @@
             </w:tcMar>
           </w:tcPr>
           <w:p>
-            <w:r/>
+            <w:hyperlink r:id="rId13">
+              <w:r>
+                <w:rPr>
+                  <w:u w:val="single"/>
+                  <w:color w:val="1155cc"/>
+                  <w:rFonts w:ascii="Sora" w:hAnsi="Sora"/>
+                  <w:sz w:val="16"/>
+                  <w:szCs w:val="16"/>
+                  <w:i/>
+                </w:rPr>
+                <w:t>rule report</w:t>
+              </w:r>
+            </w:hyperlink>
           </w:p>
         </w:tc>
       </w:tr>
@@ -506,7 +518,7 @@
                 <w:rFonts w:ascii="DM Sans" w:hAnsi="DM Sans"/>
                 <w:sz w:val="18"/>
               </w:rPr>
-              <w:t>transfer_ownership_non_panic_sanity</w:t>
+              <w:t>accept_ownership_non_panic</w:t>
             </w:r>
           </w:p>
         </w:tc>
@@ -561,7 +573,7 @@
                 <w:i/>
                 <w:sz w:val="16"/>
               </w:rPr>
-              <w:t>sanity</w:t>
+              <w:t>if: storage is setup, pending owner is some, pending owner auth then accept_ownership does not panic</w:t>
             </w:r>
           </w:p>
         </w:tc>
@@ -583,7 +595,19 @@
             </w:tcMar>
           </w:tcPr>
           <w:p>
-            <w:r/>
+            <w:hyperlink r:id="rId13">
+              <w:r>
+                <w:rPr>
+                  <w:u w:val="single"/>
+                  <w:color w:val="1155cc"/>
+                  <w:rFonts w:ascii="Sora" w:hAnsi="Sora"/>
+                  <w:sz w:val="16"/>
+                  <w:szCs w:val="16"/>
+                  <w:i/>
+                </w:rPr>
+                <w:t>rule report</w:t>
+              </w:r>
+            </w:hyperlink>
           </w:p>
         </w:tc>
       </w:tr>
@@ -611,7 +635,7 @@
                 <w:rFonts w:ascii="DM Sans" w:hAnsi="DM Sans"/>
                 <w:sz w:val="18"/>
               </w:rPr>
-              <w:t>accept_ownership_non_panic</w:t>
+              <w:t>renounce_ownership_non_panic</w:t>
             </w:r>
           </w:p>
         </w:tc>
@@ -666,7 +690,7 @@
                 <w:i/>
                 <w:sz w:val="16"/>
               </w:rPr>
-              <w:t>requires storage setup pending_owner is some pending_owner auth</w:t>
+              <w:t>if: storage is setup, pending owner is none then renounce_ownership does not panic</w:t>
             </w:r>
           </w:p>
         </w:tc>
@@ -688,7 +712,19 @@
             </w:tcMar>
           </w:tcPr>
           <w:p>
-            <w:r/>
+            <w:hyperlink r:id="rId13">
+              <w:r>
+                <w:rPr>
+                  <w:u w:val="single"/>
+                  <w:color w:val="1155cc"/>
+                  <w:rFonts w:ascii="Sora" w:hAnsi="Sora"/>
+                  <w:sz w:val="16"/>
+                  <w:szCs w:val="16"/>
+                  <w:i/>
+                </w:rPr>
+                <w:t>rule report</w:t>
+              </w:r>
+            </w:hyperlink>
           </w:p>
         </w:tc>
       </w:tr>
@@ -716,7 +752,7 @@
                 <w:rFonts w:ascii="DM Sans" w:hAnsi="DM Sans"/>
                 <w:sz w:val="18"/>
               </w:rPr>
-              <w:t>accept_ownership_non_panic_sanity</w:t>
+              <w:t>owner_restricted_function_non_panic</w:t>
             </w:r>
           </w:p>
         </w:tc>
@@ -771,7 +807,7 @@
                 <w:i/>
                 <w:sz w:val="16"/>
               </w:rPr>
-              <w:t>sanity</w:t>
+              <w:t>if: storage is setup, owner exists, owner auth then owner_restricted_function does not panic</w:t>
             </w:r>
           </w:p>
         </w:tc>
@@ -793,427 +829,19 @@
             </w:tcMar>
           </w:tcPr>
           <w:p>
-            <w:r/>
-          </w:p>
-        </w:tc>
-      </w:tr>
-      <w:tr>
-        <w:tc>
-          <w:tcPr>
-            <w:tcW w:type="dxa" w:w="1950"/>
-            <w:shd w:val="clear" w:color="auto" w:fill="f3f3f3"/>
-            <w:tcBorders>
-              <w:top w:val="single" w:sz="24" w:color="ffffff"/>
-              <w:left w:val="single" w:sz="18" w:color="d9d9d9"/>
-              <w:bottom w:val="single" w:sz="24" w:color="ffffff"/>
-              <w:right w:val="single" w:sz="24" w:color="ffffff"/>
-            </w:tcBorders>
-            <w:tcMar>
-              <w:top w:w="173" w:type="dxa"/>
-              <w:left w:w="173" w:type="dxa"/>
-              <w:bottom w:w="173" w:type="dxa"/>
-              <w:right w:w="173" w:type="dxa"/>
-            </w:tcMar>
-          </w:tcPr>
-          <w:p>
-            <w:r>
-              <w:rPr>
-                <w:rFonts w:ascii="DM Sans" w:hAnsi="DM Sans"/>
-                <w:sz w:val="18"/>
-              </w:rPr>
-              <w:t>renounce_ownership_non_panic</w:t>
-            </w:r>
-          </w:p>
-        </w:tc>
-        <w:tc>
-          <w:tcPr>
-            <w:tcW w:type="dxa" w:w="1920"/>
-            <w:shd w:val="clear" w:color="auto" w:fill="a9f2c4"/>
-            <w:tcBorders>
-              <w:top w:val="single" w:sz="24" w:color="ffffff"/>
-              <w:left w:val="single" w:sz="18" w:color="d9d9d9"/>
-              <w:bottom w:val="single" w:sz="24" w:color="ffffff"/>
-              <w:right w:val="single" w:sz="24" w:color="ffffff"/>
-            </w:tcBorders>
-            <w:tcMar>
-              <w:top w:w="173" w:type="dxa"/>
-              <w:left w:w="173" w:type="dxa"/>
-              <w:bottom w:w="173" w:type="dxa"/>
-              <w:right w:w="173" w:type="dxa"/>
-            </w:tcMar>
-          </w:tcPr>
-          <w:p>
-            <w:r>
-              <w:rPr>
-                <w:rFonts w:ascii="DM Sans" w:hAnsi="DM Sans"/>
-                <w:sz w:val="18"/>
-              </w:rPr>
-              <w:t>Verified</w:t>
-            </w:r>
-          </w:p>
-        </w:tc>
-        <w:tc>
-          <w:tcPr>
-            <w:tcW w:type="dxa" w:w="4620"/>
-            <w:shd w:val="clear" w:color="auto" w:fill="f3f3f3"/>
-            <w:tcBorders>
-              <w:top w:val="single" w:sz="24" w:color="ffffff"/>
-              <w:left w:val="single" w:sz="18" w:color="d9d9d9"/>
-              <w:bottom w:val="single" w:sz="24" w:color="ffffff"/>
-              <w:right w:val="single" w:sz="24" w:color="ffffff"/>
-            </w:tcBorders>
-            <w:tcMar>
-              <w:top w:w="173" w:type="dxa"/>
-              <w:left w:w="173" w:type="dxa"/>
-              <w:bottom w:w="173" w:type="dxa"/>
-              <w:right w:w="173" w:type="dxa"/>
-            </w:tcMar>
-          </w:tcPr>
-          <w:p>
-            <w:r>
-              <w:rPr>
-                <w:rFonts w:ascii="Sora" w:hAnsi="Sora"/>
-                <w:i/>
-                <w:sz w:val="16"/>
-              </w:rPr>
-              <w:t>requires storage setup pending_owner is none</w:t>
-            </w:r>
-          </w:p>
-        </w:tc>
-        <w:tc>
-          <w:tcPr>
-            <w:tcW w:type="dxa" w:w="2205"/>
-            <w:shd w:val="clear" w:color="auto" w:fill="f3f3f3"/>
-            <w:tcBorders>
-              <w:top w:val="single" w:sz="24" w:color="ffffff"/>
-              <w:left w:val="single" w:sz="18" w:color="d9d9d9"/>
-              <w:bottom w:val="single" w:sz="24" w:color="ffffff"/>
-              <w:right w:val="single" w:sz="18" w:color="cccccc"/>
-            </w:tcBorders>
-            <w:tcMar>
-              <w:top w:w="173" w:type="dxa"/>
-              <w:left w:w="173" w:type="dxa"/>
-              <w:bottom w:w="173" w:type="dxa"/>
-              <w:right w:w="173" w:type="dxa"/>
-            </w:tcMar>
-          </w:tcPr>
-          <w:p>
-            <w:r/>
-          </w:p>
-        </w:tc>
-      </w:tr>
-      <w:tr>
-        <w:tc>
-          <w:tcPr>
-            <w:tcW w:type="dxa" w:w="1950"/>
-            <w:shd w:val="clear" w:color="auto" w:fill="f3f3f3"/>
-            <w:tcBorders>
-              <w:top w:val="single" w:sz="24" w:color="ffffff"/>
-              <w:left w:val="single" w:sz="18" w:color="d9d9d9"/>
-              <w:bottom w:val="single" w:sz="24" w:color="ffffff"/>
-              <w:right w:val="single" w:sz="24" w:color="ffffff"/>
-            </w:tcBorders>
-            <w:tcMar>
-              <w:top w:w="173" w:type="dxa"/>
-              <w:left w:w="173" w:type="dxa"/>
-              <w:bottom w:w="173" w:type="dxa"/>
-              <w:right w:w="173" w:type="dxa"/>
-            </w:tcMar>
-          </w:tcPr>
-          <w:p>
-            <w:r>
-              <w:rPr>
-                <w:rFonts w:ascii="DM Sans" w:hAnsi="DM Sans"/>
-                <w:sz w:val="18"/>
-              </w:rPr>
-              <w:t>renounce_ownership_non_panic_sanity</w:t>
-            </w:r>
-          </w:p>
-        </w:tc>
-        <w:tc>
-          <w:tcPr>
-            <w:tcW w:type="dxa" w:w="1920"/>
-            <w:shd w:val="clear" w:color="auto" w:fill="a9f2c4"/>
-            <w:tcBorders>
-              <w:top w:val="single" w:sz="24" w:color="ffffff"/>
-              <w:left w:val="single" w:sz="18" w:color="d9d9d9"/>
-              <w:bottom w:val="single" w:sz="24" w:color="ffffff"/>
-              <w:right w:val="single" w:sz="24" w:color="ffffff"/>
-            </w:tcBorders>
-            <w:tcMar>
-              <w:top w:w="173" w:type="dxa"/>
-              <w:left w:w="173" w:type="dxa"/>
-              <w:bottom w:w="173" w:type="dxa"/>
-              <w:right w:w="173" w:type="dxa"/>
-            </w:tcMar>
-          </w:tcPr>
-          <w:p>
-            <w:r>
-              <w:rPr>
-                <w:rFonts w:ascii="DM Sans" w:hAnsi="DM Sans"/>
-                <w:sz w:val="18"/>
-              </w:rPr>
-              <w:t>Verified</w:t>
-            </w:r>
-          </w:p>
-        </w:tc>
-        <w:tc>
-          <w:tcPr>
-            <w:tcW w:type="dxa" w:w="4620"/>
-            <w:shd w:val="clear" w:color="auto" w:fill="f3f3f3"/>
-            <w:tcBorders>
-              <w:top w:val="single" w:sz="24" w:color="ffffff"/>
-              <w:left w:val="single" w:sz="18" w:color="d9d9d9"/>
-              <w:bottom w:val="single" w:sz="24" w:color="ffffff"/>
-              <w:right w:val="single" w:sz="24" w:color="ffffff"/>
-            </w:tcBorders>
-            <w:tcMar>
-              <w:top w:w="173" w:type="dxa"/>
-              <w:left w:w="173" w:type="dxa"/>
-              <w:bottom w:w="173" w:type="dxa"/>
-              <w:right w:w="173" w:type="dxa"/>
-            </w:tcMar>
-          </w:tcPr>
-          <w:p>
-            <w:r>
-              <w:rPr>
-                <w:rFonts w:ascii="Sora" w:hAnsi="Sora"/>
-                <w:i/>
-                <w:sz w:val="16"/>
-              </w:rPr>
-              <w:t>sanity</w:t>
-            </w:r>
-          </w:p>
-        </w:tc>
-        <w:tc>
-          <w:tcPr>
-            <w:tcW w:type="dxa" w:w="2205"/>
-            <w:shd w:val="clear" w:color="auto" w:fill="f3f3f3"/>
-            <w:tcBorders>
-              <w:top w:val="single" w:sz="24" w:color="ffffff"/>
-              <w:left w:val="single" w:sz="18" w:color="d9d9d9"/>
-              <w:bottom w:val="single" w:sz="24" w:color="ffffff"/>
-              <w:right w:val="single" w:sz="18" w:color="cccccc"/>
-            </w:tcBorders>
-            <w:tcMar>
-              <w:top w:w="173" w:type="dxa"/>
-              <w:left w:w="173" w:type="dxa"/>
-              <w:bottom w:w="173" w:type="dxa"/>
-              <w:right w:w="173" w:type="dxa"/>
-            </w:tcMar>
-          </w:tcPr>
-          <w:p>
-            <w:r/>
-          </w:p>
-        </w:tc>
-      </w:tr>
-      <w:tr>
-        <w:tc>
-          <w:tcPr>
-            <w:tcW w:type="dxa" w:w="1950"/>
-            <w:shd w:val="clear" w:color="auto" w:fill="f3f3f3"/>
-            <w:tcBorders>
-              <w:top w:val="single" w:sz="24" w:color="ffffff"/>
-              <w:left w:val="single" w:sz="18" w:color="d9d9d9"/>
-              <w:bottom w:val="single" w:sz="24" w:color="ffffff"/>
-              <w:right w:val="single" w:sz="24" w:color="ffffff"/>
-            </w:tcBorders>
-            <w:tcMar>
-              <w:top w:w="173" w:type="dxa"/>
-              <w:left w:w="173" w:type="dxa"/>
-              <w:bottom w:w="173" w:type="dxa"/>
-              <w:right w:w="173" w:type="dxa"/>
-            </w:tcMar>
-          </w:tcPr>
-          <w:p>
-            <w:r>
-              <w:rPr>
-                <w:rFonts w:ascii="DM Sans" w:hAnsi="DM Sans"/>
-                <w:sz w:val="18"/>
-              </w:rPr>
-              <w:t>owner_restricted_function_non_panic</w:t>
-            </w:r>
-          </w:p>
-        </w:tc>
-        <w:tc>
-          <w:tcPr>
-            <w:tcW w:type="dxa" w:w="1920"/>
-            <w:shd w:val="clear" w:color="auto" w:fill="a9f2c4"/>
-            <w:tcBorders>
-              <w:top w:val="single" w:sz="24" w:color="ffffff"/>
-              <w:left w:val="single" w:sz="18" w:color="d9d9d9"/>
-              <w:bottom w:val="single" w:sz="24" w:color="ffffff"/>
-              <w:right w:val="single" w:sz="24" w:color="ffffff"/>
-            </w:tcBorders>
-            <w:tcMar>
-              <w:top w:w="173" w:type="dxa"/>
-              <w:left w:w="173" w:type="dxa"/>
-              <w:bottom w:w="173" w:type="dxa"/>
-              <w:right w:w="173" w:type="dxa"/>
-            </w:tcMar>
-          </w:tcPr>
-          <w:p>
-            <w:r>
-              <w:rPr>
-                <w:rFonts w:ascii="DM Sans" w:hAnsi="DM Sans"/>
-                <w:sz w:val="18"/>
-              </w:rPr>
-              <w:t>Verified</w:t>
-            </w:r>
-          </w:p>
-        </w:tc>
-        <w:tc>
-          <w:tcPr>
-            <w:tcW w:type="dxa" w:w="4620"/>
-            <w:shd w:val="clear" w:color="auto" w:fill="f3f3f3"/>
-            <w:tcBorders>
-              <w:top w:val="single" w:sz="24" w:color="ffffff"/>
-              <w:left w:val="single" w:sz="18" w:color="d9d9d9"/>
-              <w:bottom w:val="single" w:sz="24" w:color="ffffff"/>
-              <w:right w:val="single" w:sz="24" w:color="ffffff"/>
-            </w:tcBorders>
-            <w:tcMar>
-              <w:top w:w="173" w:type="dxa"/>
-              <w:left w:w="173" w:type="dxa"/>
-              <w:bottom w:w="173" w:type="dxa"/>
-              <w:right w:w="173" w:type="dxa"/>
-            </w:tcMar>
-          </w:tcPr>
-          <w:p>
-            <w:r>
-              <w:rPr>
-                <w:rFonts w:ascii="Sora" w:hAnsi="Sora"/>
-                <w:i/>
-                <w:sz w:val="16"/>
-              </w:rPr>
-              <w:t>requires storage setup owner exists owner auth</w:t>
-            </w:r>
-          </w:p>
-        </w:tc>
-        <w:tc>
-          <w:tcPr>
-            <w:tcW w:type="dxa" w:w="2205"/>
-            <w:shd w:val="clear" w:color="auto" w:fill="f3f3f3"/>
-            <w:tcBorders>
-              <w:top w:val="single" w:sz="24" w:color="ffffff"/>
-              <w:left w:val="single" w:sz="18" w:color="d9d9d9"/>
-              <w:bottom w:val="single" w:sz="24" w:color="ffffff"/>
-              <w:right w:val="single" w:sz="18" w:color="cccccc"/>
-            </w:tcBorders>
-            <w:tcMar>
-              <w:top w:w="173" w:type="dxa"/>
-              <w:left w:w="173" w:type="dxa"/>
-              <w:bottom w:w="173" w:type="dxa"/>
-              <w:right w:w="173" w:type="dxa"/>
-            </w:tcMar>
-          </w:tcPr>
-          <w:p>
-            <w:r/>
-          </w:p>
-        </w:tc>
-      </w:tr>
-      <w:tr>
-        <w:tc>
-          <w:tcPr>
-            <w:tcW w:type="dxa" w:w="1950"/>
-            <w:shd w:val="clear" w:color="auto" w:fill="f3f3f3"/>
-            <w:tcBorders>
-              <w:top w:val="single" w:sz="24" w:color="ffffff"/>
-              <w:left w:val="single" w:sz="18" w:color="d9d9d9"/>
-              <w:bottom w:val="single" w:sz="24" w:color="ffffff"/>
-              <w:right w:val="single" w:sz="24" w:color="ffffff"/>
-            </w:tcBorders>
-            <w:tcMar>
-              <w:top w:w="173" w:type="dxa"/>
-              <w:left w:w="173" w:type="dxa"/>
-              <w:bottom w:w="173" w:type="dxa"/>
-              <w:right w:w="173" w:type="dxa"/>
-            </w:tcMar>
-          </w:tcPr>
-          <w:p>
-            <w:r>
-              <w:rPr>
-                <w:rFonts w:ascii="DM Sans" w:hAnsi="DM Sans"/>
-                <w:sz w:val="18"/>
-              </w:rPr>
-              <w:t>owner_restricted_function_non_panic_sanity</w:t>
-            </w:r>
-          </w:p>
-        </w:tc>
-        <w:tc>
-          <w:tcPr>
-            <w:tcW w:type="dxa" w:w="1920"/>
-            <w:shd w:val="clear" w:color="auto" w:fill="a9f2c4"/>
-            <w:tcBorders>
-              <w:top w:val="single" w:sz="24" w:color="ffffff"/>
-              <w:left w:val="single" w:sz="18" w:color="d9d9d9"/>
-              <w:bottom w:val="single" w:sz="24" w:color="ffffff"/>
-              <w:right w:val="single" w:sz="24" w:color="ffffff"/>
-            </w:tcBorders>
-            <w:tcMar>
-              <w:top w:w="173" w:type="dxa"/>
-              <w:left w:w="173" w:type="dxa"/>
-              <w:bottom w:w="173" w:type="dxa"/>
-              <w:right w:w="173" w:type="dxa"/>
-            </w:tcMar>
-          </w:tcPr>
-          <w:p>
-            <w:r>
-              <w:rPr>
-                <w:rFonts w:ascii="DM Sans" w:hAnsi="DM Sans"/>
-                <w:sz w:val="18"/>
-              </w:rPr>
-              <w:t>Verified</w:t>
-            </w:r>
-          </w:p>
-        </w:tc>
-        <w:tc>
-          <w:tcPr>
-            <w:tcW w:type="dxa" w:w="4620"/>
-            <w:shd w:val="clear" w:color="auto" w:fill="f3f3f3"/>
-            <w:tcBorders>
-              <w:top w:val="single" w:sz="24" w:color="ffffff"/>
-              <w:left w:val="single" w:sz="18" w:color="d9d9d9"/>
-              <w:bottom w:val="single" w:sz="24" w:color="ffffff"/>
-              <w:right w:val="single" w:sz="24" w:color="ffffff"/>
-            </w:tcBorders>
-            <w:tcMar>
-              <w:top w:w="173" w:type="dxa"/>
-              <w:left w:w="173" w:type="dxa"/>
-              <w:bottom w:w="173" w:type="dxa"/>
-              <w:right w:w="173" w:type="dxa"/>
-            </w:tcMar>
-          </w:tcPr>
-          <w:p>
-            <w:r>
-              <w:rPr>
-                <w:rFonts w:ascii="Sora" w:hAnsi="Sora"/>
-                <w:i/>
-                <w:sz w:val="16"/>
-              </w:rPr>
-              <w:t>sanity</w:t>
-            </w:r>
-          </w:p>
-        </w:tc>
-        <w:tc>
-          <w:tcPr>
-            <w:tcW w:type="dxa" w:w="2205"/>
-            <w:shd w:val="clear" w:color="auto" w:fill="f3f3f3"/>
-            <w:tcBorders>
-              <w:top w:val="single" w:sz="24" w:color="ffffff"/>
-              <w:left w:val="single" w:sz="18" w:color="d9d9d9"/>
-              <w:bottom w:val="single" w:sz="24" w:color="ffffff"/>
-              <w:right w:val="single" w:sz="18" w:color="cccccc"/>
-            </w:tcBorders>
-            <w:tcMar>
-              <w:top w:w="173" w:type="dxa"/>
-              <w:left w:w="173" w:type="dxa"/>
-              <w:bottom w:w="173" w:type="dxa"/>
-              <w:right w:w="173" w:type="dxa"/>
-            </w:tcMar>
-          </w:tcPr>
-          <w:p>
-            <w:r/>
+            <w:hyperlink r:id="rId13">
+              <w:r>
+                <w:rPr>
+                  <w:u w:val="single"/>
+                  <w:color w:val="1155cc"/>
+                  <w:rFonts w:ascii="Sora" w:hAnsi="Sora"/>
+                  <w:sz w:val="16"/>
+                  <w:szCs w:val="16"/>
+                  <w:i/>
+                </w:rPr>
+                <w:t>rule report</w:t>
+              </w:r>
+            </w:hyperlink>
           </w:p>
         </w:tc>
       </w:tr>
